--- a/finalProject/documents/final Project.docx
+++ b/finalProject/documents/final Project.docx
@@ -371,18 +371,28 @@
           <w:ilvl w:val="1"/>
           <w:numId w:val="5"/>
         </w:numPr>
-      </w:pPr>
-      <w:r>
+        <w:rPr>
+          <w:strike/>
+        </w:rPr>
+      </w:pPr>
+      <w:r>
+        <w:rPr>
+          <w:strike/>
+        </w:rPr>
         <w:t xml:space="preserve">At least </w:t>
       </w:r>
       <w:r>
         <w:rPr>
           <w:b/>
           <w:bCs/>
+          <w:strike/>
         </w:rPr>
         <w:t>one image</w:t>
       </w:r>
       <w:r>
+        <w:rPr>
+          <w:strike/>
+        </w:rPr>
         <w:t>.</w:t>
       </w:r>
     </w:p>
@@ -426,8 +436,14 @@
           <w:ilvl w:val="1"/>
           <w:numId w:val="5"/>
         </w:numPr>
-      </w:pPr>
-      <w:r>
+        <w:rPr>
+          <w:strike/>
+        </w:rPr>
+      </w:pPr>
+      <w:r>
+        <w:rPr>
+          <w:strike/>
+        </w:rPr>
         <w:t>At least 3 paragraphs or div</w:t>
       </w:r>
     </w:p>
@@ -437,8 +453,14 @@
           <w:ilvl w:val="1"/>
           <w:numId w:val="5"/>
         </w:numPr>
-      </w:pPr>
-      <w:r>
+        <w:rPr>
+          <w:strike/>
+        </w:rPr>
+      </w:pPr>
+      <w:r>
+        <w:rPr>
+          <w:strike/>
+        </w:rPr>
         <w:t>At least 3 links. (navigation links don’t count in this requirement)</w:t>
       </w:r>
     </w:p>
@@ -522,8 +544,14 @@
           <w:ilvl w:val="1"/>
           <w:numId w:val="6"/>
         </w:numPr>
-      </w:pPr>
-      <w:r>
+        <w:rPr>
+          <w:strike/>
+        </w:rPr>
+      </w:pPr>
+      <w:r>
+        <w:rPr>
+          <w:strike/>
+        </w:rPr>
         <w:t>Navigation menu</w:t>
       </w:r>
     </w:p>
@@ -533,8 +561,14 @@
           <w:ilvl w:val="1"/>
           <w:numId w:val="6"/>
         </w:numPr>
-      </w:pPr>
-      <w:r>
+        <w:rPr>
+          <w:strike/>
+        </w:rPr>
+      </w:pPr>
+      <w:r>
+        <w:rPr>
+          <w:strike/>
+        </w:rPr>
         <w:t>Headings and text</w:t>
       </w:r>
     </w:p>
@@ -544,8 +578,14 @@
           <w:ilvl w:val="1"/>
           <w:numId w:val="6"/>
         </w:numPr>
-      </w:pPr>
-      <w:r>
+        <w:rPr>
+          <w:strike/>
+        </w:rPr>
+      </w:pPr>
+      <w:r>
+        <w:rPr>
+          <w:strike/>
+        </w:rPr>
         <w:t>Images</w:t>
       </w:r>
     </w:p>
@@ -555,8 +595,14 @@
           <w:ilvl w:val="1"/>
           <w:numId w:val="6"/>
         </w:numPr>
-      </w:pPr>
-      <w:r>
+        <w:rPr>
+          <w:strike/>
+        </w:rPr>
+      </w:pPr>
+      <w:r>
+        <w:rPr>
+          <w:strike/>
+        </w:rPr>
         <w:t>Page layout</w:t>
       </w:r>
     </w:p>
@@ -674,17 +720,15 @@
           <w:ilvl w:val="0"/>
           <w:numId w:val="13"/>
         </w:numPr>
-      </w:pPr>
-      <w:r>
-        <w:t xml:space="preserve">Include </w:t>
-      </w:r>
-      <w:proofErr w:type="gramStart"/>
-      <w:r>
-        <w:t>Bootstrap  via</w:t>
-      </w:r>
-      <w:proofErr w:type="gramEnd"/>
-      <w:r>
-        <w:t xml:space="preserve"> CDN</w:t>
+        <w:rPr>
+          <w:strike/>
+        </w:rPr>
+      </w:pPr>
+      <w:r>
+        <w:rPr>
+          <w:strike/>
+        </w:rPr>
+        <w:t>Include Bootstrap  via CDN</w:t>
       </w:r>
     </w:p>
     <w:p>
@@ -693,8 +737,14 @@
           <w:ilvl w:val="0"/>
           <w:numId w:val="13"/>
         </w:numPr>
-      </w:pPr>
-      <w:r>
+        <w:rPr>
+          <w:strike/>
+        </w:rPr>
+      </w:pPr>
+      <w:r>
+        <w:rPr>
+          <w:strike/>
+        </w:rPr>
         <w:t>Use the Bootstrap grid system (container, row, col-*) for layout</w:t>
       </w:r>
     </w:p>
@@ -704,8 +754,14 @@
           <w:ilvl w:val="0"/>
           <w:numId w:val="13"/>
         </w:numPr>
-      </w:pPr>
-      <w:r>
+        <w:rPr>
+          <w:strike/>
+        </w:rPr>
+      </w:pPr>
+      <w:r>
+        <w:rPr>
+          <w:strike/>
+        </w:rPr>
         <w:t>Use responsive column classes (e.g., col-md-6, col-lg-4)</w:t>
       </w:r>
     </w:p>
@@ -715,12 +771,15 @@
           <w:ilvl w:val="0"/>
           <w:numId w:val="13"/>
         </w:numPr>
-      </w:pPr>
-      <w:r>
-        <w:t>Be fully responsive on</w:t>
-      </w:r>
-      <w:r>
-        <w:t xml:space="preserve"> different screen sizes.</w:t>
+        <w:rPr>
+          <w:strike/>
+        </w:rPr>
+      </w:pPr>
+      <w:r>
+        <w:rPr>
+          <w:strike/>
+        </w:rPr>
+        <w:t>Be fully responsive on different screen sizes.</w:t>
       </w:r>
     </w:p>
     <w:p>
@@ -750,8 +809,14 @@
           <w:ilvl w:val="0"/>
           <w:numId w:val="14"/>
         </w:numPr>
-      </w:pPr>
-      <w:r>
+        <w:rPr>
+          <w:strike/>
+        </w:rPr>
+      </w:pPr>
+      <w:r>
+        <w:rPr>
+          <w:strike/>
+        </w:rPr>
         <w:t>Responsive navbar</w:t>
       </w:r>
     </w:p>
@@ -937,15 +1002,7 @@
         </w:numPr>
       </w:pPr>
       <w:r>
-        <w:t xml:space="preserve">Use </w:t>
-      </w:r>
-      <w:proofErr w:type="gramStart"/>
-      <w:r>
-        <w:t>alt</w:t>
-      </w:r>
-      <w:proofErr w:type="gramEnd"/>
-      <w:r>
-        <w:t xml:space="preserve"> text for all images</w:t>
+        <w:t>Use alt text for all images</w:t>
       </w:r>
     </w:p>
     <w:p>
@@ -4514,6 +4571,7 @@
   <w:style w:type="character" w:default="1" w:styleId="DefaultParagraphFont">
     <w:name w:val="Default Paragraph Font"/>
     <w:uiPriority w:val="1"/>
+    <w:semiHidden/>
     <w:unhideWhenUsed/>
   </w:style>
   <w:style w:type="table" w:default="1" w:styleId="TableNormal">

--- a/finalProject/documents/final Project.docx
+++ b/finalProject/documents/final Project.docx
@@ -837,8 +837,14 @@
           <w:ilvl w:val="0"/>
           <w:numId w:val="14"/>
         </w:numPr>
-      </w:pPr>
-      <w:r>
+        <w:rPr>
+          <w:strike/>
+        </w:rPr>
+      </w:pPr>
+      <w:r>
+        <w:rPr>
+          <w:strike/>
+        </w:rPr>
         <w:t>Forms</w:t>
       </w:r>
     </w:p>

--- a/finalProject/documents/final Project.docx
+++ b/finalProject/documents/final Project.docx
@@ -194,13 +194,22 @@
       </w:r>
     </w:p>
     <w:p>
-      <w:r>
+      <w:pPr>
+        <w:rPr>
+          <w:strike/>
+        </w:rPr>
+      </w:pPr>
+      <w:r>
+        <w:rPr>
+          <w:strike/>
+        </w:rPr>
         <w:t xml:space="preserve">Your website must include </w:t>
       </w:r>
       <w:r>
         <w:rPr>
           <w:b/>
           <w:bCs/>
+          <w:strike/>
         </w:rPr>
         <w:t xml:space="preserve">at least </w:t>
       </w:r>
@@ -208,6 +217,7 @@
         <w:rPr>
           <w:b/>
           <w:bCs/>
+          <w:strike/>
         </w:rPr>
         <w:t>five</w:t>
       </w:r>
@@ -215,10 +225,14 @@
         <w:rPr>
           <w:b/>
           <w:bCs/>
+          <w:strike/>
         </w:rPr>
         <w:t xml:space="preserve"> HTML pages</w:t>
       </w:r>
       <w:r>
+        <w:rPr>
+          <w:strike/>
+        </w:rPr>
         <w:t>, such as:</w:t>
       </w:r>
     </w:p>
@@ -289,13 +303,27 @@
       </w:r>
     </w:p>
     <w:p>
-      <w:r>
+      <w:pPr>
+        <w:rPr>
+          <w:strike/>
+        </w:rPr>
+      </w:pPr>
+      <w:r>
+        <w:rPr>
+          <w:strike/>
+        </w:rPr>
         <w:t xml:space="preserve">All pages must be connected through a navigation </w:t>
       </w:r>
       <w:r>
+        <w:rPr>
+          <w:strike/>
+        </w:rPr>
         <w:t>menu,</w:t>
       </w:r>
       <w:r>
+        <w:rPr>
+          <w:strike/>
+        </w:rPr>
         <w:t xml:space="preserve"> and your navigation should be consistent across your pages.</w:t>
       </w:r>
     </w:p>
@@ -337,7 +365,16 @@
         <w:t>semantic elements</w:t>
       </w:r>
       <w:r>
-        <w:t xml:space="preserve"> (header, nav, main, section, article, footer)</w:t>
+        <w:t xml:space="preserve"> (header, nav, main, section</w:t>
+      </w:r>
+      <w:r>
+        <w:rPr>
+          <w:highlight w:val="yellow"/>
+        </w:rPr>
+        <w:t>, article,</w:t>
+      </w:r>
+      <w:r>
+        <w:t xml:space="preserve"> footer)</w:t>
       </w:r>
     </w:p>
     <w:p>
@@ -346,8 +383,14 @@
           <w:ilvl w:val="0"/>
           <w:numId w:val="5"/>
         </w:numPr>
-      </w:pPr>
-      <w:r>
+        <w:rPr>
+          <w:strike/>
+        </w:rPr>
+      </w:pPr>
+      <w:r>
+        <w:rPr>
+          <w:strike/>
+        </w:rPr>
         <w:t>Include headings (h1–h3) in a logical order</w:t>
       </w:r>
     </w:p>
@@ -402,8 +445,14 @@
           <w:ilvl w:val="1"/>
           <w:numId w:val="5"/>
         </w:numPr>
-      </w:pPr>
-      <w:r>
+        <w:rPr>
+          <w:strike/>
+        </w:rPr>
+      </w:pPr>
+      <w:r>
+        <w:rPr>
+          <w:strike/>
+        </w:rPr>
         <w:lastRenderedPageBreak/>
         <w:t>At least one list (ordered or unordered)</w:t>
       </w:r>
@@ -414,8 +463,14 @@
           <w:ilvl w:val="1"/>
           <w:numId w:val="5"/>
         </w:numPr>
-      </w:pPr>
-      <w:r>
+        <w:rPr>
+          <w:strike/>
+        </w:rPr>
+      </w:pPr>
+      <w:r>
+        <w:rPr>
+          <w:strike/>
+        </w:rPr>
         <w:t>At least one table</w:t>
       </w:r>
     </w:p>
@@ -623,8 +678,14 @@
           <w:ilvl w:val="1"/>
           <w:numId w:val="6"/>
         </w:numPr>
-      </w:pPr>
-      <w:r>
+        <w:rPr>
+          <w:strike/>
+        </w:rPr>
+      </w:pPr>
+      <w:r>
+        <w:rPr>
+          <w:strike/>
+        </w:rPr>
         <w:t>CSS colors and fonts</w:t>
       </w:r>
     </w:p>
@@ -634,8 +695,14 @@
           <w:ilvl w:val="1"/>
           <w:numId w:val="6"/>
         </w:numPr>
-      </w:pPr>
-      <w:r>
+        <w:rPr>
+          <w:strike/>
+        </w:rPr>
+      </w:pPr>
+      <w:r>
+        <w:rPr>
+          <w:strike/>
+        </w:rPr>
         <w:t>Box model properties (margin, padding, border)</w:t>
       </w:r>
     </w:p>
@@ -645,18 +712,28 @@
           <w:ilvl w:val="1"/>
           <w:numId w:val="6"/>
         </w:numPr>
-      </w:pPr>
-      <w:r>
+        <w:rPr>
+          <w:strike/>
+        </w:rPr>
+      </w:pPr>
+      <w:r>
+        <w:rPr>
+          <w:strike/>
+        </w:rPr>
         <w:t xml:space="preserve">At least </w:t>
       </w:r>
       <w:r>
         <w:rPr>
           <w:b/>
           <w:bCs/>
+          <w:strike/>
         </w:rPr>
         <w:t>one layout method</w:t>
       </w:r>
       <w:r>
+        <w:rPr>
+          <w:strike/>
+        </w:rPr>
         <w:t xml:space="preserve"> (Flexbox or Grid)</w:t>
       </w:r>
     </w:p>
@@ -826,8 +903,14 @@
           <w:ilvl w:val="0"/>
           <w:numId w:val="14"/>
         </w:numPr>
-      </w:pPr>
-      <w:r>
+        <w:rPr>
+          <w:strike/>
+        </w:rPr>
+      </w:pPr>
+      <w:r>
+        <w:rPr>
+          <w:strike/>
+        </w:rPr>
         <w:t>Buttons</w:t>
       </w:r>
     </w:p>
@@ -854,8 +937,14 @@
           <w:ilvl w:val="0"/>
           <w:numId w:val="14"/>
         </w:numPr>
-      </w:pPr>
-      <w:r>
+        <w:rPr>
+          <w:strike/>
+        </w:rPr>
+      </w:pPr>
+      <w:r>
+        <w:rPr>
+          <w:strike/>
+        </w:rPr>
         <w:t>Images</w:t>
       </w:r>
     </w:p>
@@ -865,8 +954,14 @@
           <w:ilvl w:val="0"/>
           <w:numId w:val="14"/>
         </w:numPr>
-      </w:pPr>
-      <w:r>
+        <w:rPr>
+          <w:strike/>
+        </w:rPr>
+      </w:pPr>
+      <w:r>
+        <w:rPr>
+          <w:strike/>
+        </w:rPr>
         <w:t>Tables</w:t>
       </w:r>
     </w:p>
@@ -876,8 +971,14 @@
           <w:ilvl w:val="0"/>
           <w:numId w:val="14"/>
         </w:numPr>
-      </w:pPr>
-      <w:r>
+        <w:rPr>
+          <w:strike/>
+        </w:rPr>
+      </w:pPr>
+      <w:r>
+        <w:rPr>
+          <w:strike/>
+        </w:rPr>
         <w:t>list</w:t>
       </w:r>
     </w:p>
@@ -902,12 +1003,15 @@
           <w:ilvl w:val="0"/>
           <w:numId w:val="15"/>
         </w:numPr>
-      </w:pPr>
-      <w:r>
-        <w:t>Use a Bootstrap Navbar</w:t>
-      </w:r>
-      <w:r>
-        <w:t xml:space="preserve">. It is up to you to choose the look of that. </w:t>
+        <w:rPr>
+          <w:strike/>
+        </w:rPr>
+      </w:pPr>
+      <w:r>
+        <w:rPr>
+          <w:strike/>
+        </w:rPr>
+        <w:t xml:space="preserve">Use a Bootstrap Navbar. It is up to you to choose the look of that. </w:t>
       </w:r>
     </w:p>
     <w:p>
@@ -916,8 +1020,14 @@
           <w:ilvl w:val="0"/>
           <w:numId w:val="15"/>
         </w:numPr>
-      </w:pPr>
-      <w:r>
+        <w:rPr>
+          <w:strike/>
+        </w:rPr>
+      </w:pPr>
+      <w:r>
+        <w:rPr>
+          <w:strike/>
+        </w:rPr>
         <w:t>Navigation must link to all required pages</w:t>
       </w:r>
     </w:p>
@@ -942,8 +1052,14 @@
           <w:ilvl w:val="0"/>
           <w:numId w:val="16"/>
         </w:numPr>
-      </w:pPr>
-      <w:r>
+        <w:rPr>
+          <w:strike/>
+        </w:rPr>
+      </w:pPr>
+      <w:r>
+        <w:rPr>
+          <w:strike/>
+        </w:rPr>
         <w:t>Content must resize and rearrange automatically based on screen size</w:t>
       </w:r>
     </w:p>
@@ -953,16 +1069,28 @@
           <w:ilvl w:val="0"/>
           <w:numId w:val="16"/>
         </w:numPr>
-      </w:pPr>
-      <w:r>
+        <w:rPr>
+          <w:strike/>
+        </w:rPr>
+      </w:pPr>
+      <w:r>
+        <w:rPr>
+          <w:strike/>
+        </w:rPr>
         <w:t xml:space="preserve">Images must be responsive using Bootstrap classes (e.g., </w:t>
       </w:r>
       <w:proofErr w:type="spellStart"/>
       <w:r>
+        <w:rPr>
+          <w:strike/>
+        </w:rPr>
         <w:t>img</w:t>
       </w:r>
       <w:proofErr w:type="spellEnd"/>
       <w:r>
+        <w:rPr>
+          <w:strike/>
+        </w:rPr>
         <w:t>-fluid)</w:t>
       </w:r>
     </w:p>
@@ -972,12 +1100,15 @@
           <w:ilvl w:val="0"/>
           <w:numId w:val="16"/>
         </w:numPr>
-      </w:pPr>
-      <w:r>
-        <w:t xml:space="preserve">No horizontal scrolling on </w:t>
-      </w:r>
-      <w:r>
-        <w:t>smaller devices</w:t>
+        <w:rPr>
+          <w:strike/>
+        </w:rPr>
+      </w:pPr>
+      <w:r>
+        <w:rPr>
+          <w:strike/>
+        </w:rPr>
+        <w:t>No horizontal scrolling on smaller devices</w:t>
       </w:r>
     </w:p>
     <w:p>
@@ -1006,8 +1137,14 @@
           <w:ilvl w:val="0"/>
           <w:numId w:val="8"/>
         </w:numPr>
-      </w:pPr>
-      <w:r>
+        <w:rPr>
+          <w:strike/>
+        </w:rPr>
+      </w:pPr>
+      <w:r>
+        <w:rPr>
+          <w:strike/>
+        </w:rPr>
         <w:t>Use alt text for all images</w:t>
       </w:r>
     </w:p>
@@ -1017,8 +1154,14 @@
           <w:ilvl w:val="0"/>
           <w:numId w:val="8"/>
         </w:numPr>
-      </w:pPr>
-      <w:r>
+        <w:rPr>
+          <w:strike/>
+        </w:rPr>
+      </w:pPr>
+      <w:r>
+        <w:rPr>
+          <w:strike/>
+        </w:rPr>
         <w:t>Have sufficient color contrast</w:t>
       </w:r>
     </w:p>
@@ -1028,8 +1171,14 @@
           <w:ilvl w:val="0"/>
           <w:numId w:val="8"/>
         </w:numPr>
-      </w:pPr>
-      <w:r>
+        <w:rPr>
+          <w:strike/>
+        </w:rPr>
+      </w:pPr>
+      <w:r>
+        <w:rPr>
+          <w:strike/>
+        </w:rPr>
         <w:t>Use readable font sizes</w:t>
       </w:r>
     </w:p>
@@ -1039,8 +1188,14 @@
           <w:ilvl w:val="0"/>
           <w:numId w:val="8"/>
         </w:numPr>
-      </w:pPr>
-      <w:r>
+        <w:rPr>
+          <w:strike/>
+        </w:rPr>
+      </w:pPr>
+      <w:r>
+        <w:rPr>
+          <w:strike/>
+        </w:rPr>
         <w:t>Be easy to navigate using clear headings and links</w:t>
       </w:r>
     </w:p>

--- a/finalProject/documents/final Project.docx
+++ b/finalProject/documents/final Project.docx
@@ -365,7 +365,16 @@
         <w:t>semantic elements</w:t>
       </w:r>
       <w:r>
-        <w:t xml:space="preserve"> (header, nav, main, section</w:t>
+        <w:t xml:space="preserve"> (header, nav, </w:t>
+      </w:r>
+      <w:r>
+        <w:rPr>
+          <w:highlight w:val="yellow"/>
+        </w:rPr>
+        <w:t>main</w:t>
+      </w:r>
+      <w:r>
+        <w:t>, section</w:t>
       </w:r>
       <w:r>
         <w:rPr>
@@ -480,8 +489,14 @@
           <w:ilvl w:val="1"/>
           <w:numId w:val="5"/>
         </w:numPr>
-      </w:pPr>
-      <w:r>
+        <w:rPr>
+          <w:strike/>
+        </w:rPr>
+      </w:pPr>
+      <w:r>
+        <w:rPr>
+          <w:strike/>
+        </w:rPr>
         <w:t>At least two forms, the form should have variety of input elements.</w:t>
       </w:r>
     </w:p>
